--- a/semana5/avance-desarrollo-app/UNIVERSIDAD CATÓLICA DE EL SALVADOR.docx
+++ b/semana5/avance-desarrollo-app/UNIVERSIDAD CATÓLICA DE EL SALVADOR.docx
@@ -73,6 +73,7 @@
         <w:rPr>
           <w:b/>
           <w:bCs/>
+          <w:noProof/>
           <w:lang w:val="es-ES"/>
         </w:rPr>
         <w:drawing>
@@ -387,7 +388,15 @@
           <w:bCs/>
           <w:lang w:val="es-MX"/>
         </w:rPr>
-        <w:t>JOSÉ EDUARDO RAMOS LÓPEZ</w:t>
+        <w:t xml:space="preserve">JOSÉ </w:t>
+      </w:r>
+      <w:r>
+        <w:rPr>
+          <w:b/>
+          <w:bCs/>
+          <w:lang w:val="es-MX"/>
+        </w:rPr>
+        <w:t>---</w:t>
       </w:r>
     </w:p>
     <w:p>
@@ -503,6 +512,10 @@
     <w:sdt>
       <w:sdtPr>
         <w:rPr>
+          <w:rFonts w:ascii="Arial" w:eastAsia="Arial" w:hAnsi="Arial" w:cs="Arial"/>
+          <w:color w:val="auto"/>
+          <w:sz w:val="22"/>
+          <w:szCs w:val="22"/>
           <w:lang w:val="es-ES"/>
         </w:rPr>
         <w:id w:val="875513275"/>
@@ -513,12 +526,8 @@
       </w:sdtPr>
       <w:sdtEndPr>
         <w:rPr>
-          <w:rFonts w:ascii="Arial" w:eastAsia="Arial" w:hAnsi="Arial" w:cs="Arial"/>
-          <w:b/>
-          <w:bCs/>
-          <w:color w:val="auto"/>
-          <w:sz w:val="22"/>
-          <w:szCs w:val="22"/>
+          <w:b/>
+          <w:bCs/>
         </w:rPr>
       </w:sdtEndPr>
       <w:sdtContent>
@@ -2384,21 +2393,12 @@
           <w:bCs/>
         </w:rPr>
       </w:pPr>
-      <w:proofErr w:type="spellStart"/>
-      <w:r>
-        <w:rPr>
-          <w:b/>
-          <w:bCs/>
-        </w:rPr>
-        <w:t>Frontend</w:t>
-      </w:r>
-      <w:proofErr w:type="spellEnd"/>
-      <w:r>
-        <w:rPr>
-          <w:b/>
-          <w:bCs/>
-        </w:rPr>
-        <w:t xml:space="preserve"> (Aplicación móvil iOS)</w:t>
+      <w:r>
+        <w:rPr>
+          <w:b/>
+          <w:bCs/>
+        </w:rPr>
+        <w:t>Frontend (Aplicación móvil iOS)</w:t>
       </w:r>
     </w:p>
     <w:p>
@@ -2414,26 +2414,16 @@
         <w:jc w:val="both"/>
       </w:pPr>
       <w:r>
-        <w:t xml:space="preserve">-Entorno de desarrollo: </w:t>
-      </w:r>
-      <w:proofErr w:type="spellStart"/>
-      <w:r>
-        <w:t>Xcode</w:t>
-      </w:r>
-      <w:proofErr w:type="spellEnd"/>
-    </w:p>
-    <w:p>
-      <w:pPr>
-        <w:jc w:val="both"/>
-      </w:pPr>
-      <w:r>
-        <w:t xml:space="preserve">-Framework de interfaz: </w:t>
-      </w:r>
-      <w:proofErr w:type="spellStart"/>
-      <w:r>
-        <w:t>SwiftUI</w:t>
-      </w:r>
-      <w:proofErr w:type="spellEnd"/>
+        <w:t>-Entorno de desarrollo: Xcode</w:t>
+      </w:r>
+    </w:p>
+    <w:p>
+      <w:pPr>
+        <w:jc w:val="both"/>
+      </w:pPr>
+      <w:r>
+        <w:t>-Framework de interfaz: SwiftUI</w:t>
+      </w:r>
     </w:p>
     <w:p>
       <w:pPr>
@@ -2485,23 +2475,7 @@
         <w:jc w:val="both"/>
       </w:pPr>
       <w:r>
-        <w:t xml:space="preserve">Swift es el lenguaje oficial para el desarrollo nativo en iOS, ofreciendo alto rendimiento y seguridad. </w:t>
-      </w:r>
-      <w:proofErr w:type="spellStart"/>
-      <w:r>
-        <w:t>SwiftUI</w:t>
-      </w:r>
-      <w:proofErr w:type="spellEnd"/>
-      <w:r>
-        <w:t xml:space="preserve"> permite crear interfaces modernas y mantenibles. </w:t>
-      </w:r>
-      <w:proofErr w:type="spellStart"/>
-      <w:r>
-        <w:t>Xcode</w:t>
-      </w:r>
-      <w:proofErr w:type="spellEnd"/>
-      <w:r>
-        <w:t xml:space="preserve"> proporciona herramientas integradas como simuladores y depuración avanzada. El desarrollo nativo mejora la optimización y experiencia de usuario en dispositivos Apple.</w:t>
+        <w:t>Swift es el lenguaje oficial para el desarrollo nativo en iOS, ofreciendo alto rendimiento y seguridad. SwiftUI permite crear interfaces modernas y mantenibles. Xcode proporciona herramientas integradas como simuladores y depuración avanzada. El desarrollo nativo mejora la optimización y experiencia de usuario en dispositivos Apple.</w:t>
       </w:r>
     </w:p>
     <w:p>
@@ -2552,21 +2526,7 @@
         <w:rPr>
           <w:lang w:val="en-US"/>
         </w:rPr>
-        <w:t>-</w:t>
-      </w:r>
-      <w:proofErr w:type="spellStart"/>
-      <w:r>
-        <w:rPr>
-          <w:lang w:val="en-US"/>
-        </w:rPr>
-        <w:t>Lenguaje</w:t>
-      </w:r>
-      <w:proofErr w:type="spellEnd"/>
-      <w:r>
-        <w:rPr>
-          <w:lang w:val="en-US"/>
-        </w:rPr>
-        <w:t>: Python</w:t>
+        <w:t>-Lenguaje: Python</w:t>
       </w:r>
     </w:p>
     <w:p>
@@ -2582,13 +2542,8 @@
         <w:jc w:val="both"/>
       </w:pPr>
       <w:r>
-        <w:t xml:space="preserve">-Arquitectura: API </w:t>
-      </w:r>
-      <w:proofErr w:type="spellStart"/>
-      <w:r>
-        <w:t>RESTful</w:t>
-      </w:r>
-      <w:proofErr w:type="spellEnd"/>
+        <w:t>-Arquitectura: API RESTful</w:t>
+      </w:r>
     </w:p>
     <w:p>
       <w:pPr>
@@ -2624,39 +2579,7 @@
         <w:jc w:val="both"/>
       </w:pPr>
       <w:r>
-        <w:t xml:space="preserve">Flask es un </w:t>
-      </w:r>
-      <w:proofErr w:type="spellStart"/>
-      <w:r>
-        <w:t>framework</w:t>
-      </w:r>
-      <w:proofErr w:type="spellEnd"/>
-      <w:r>
-        <w:t xml:space="preserve"> ligero ideal para construir </w:t>
-      </w:r>
-      <w:proofErr w:type="spellStart"/>
-      <w:r>
-        <w:t>APIs</w:t>
-      </w:r>
-      <w:proofErr w:type="spellEnd"/>
-      <w:r>
-        <w:t xml:space="preserve"> REST. Python permite rapidez en el desarrollo y mantenimiento del </w:t>
-      </w:r>
-      <w:proofErr w:type="spellStart"/>
-      <w:r>
-        <w:t>backend</w:t>
-      </w:r>
-      <w:proofErr w:type="spellEnd"/>
-      <w:r>
-        <w:t xml:space="preserve">. MySQL garantiza integridad referencial y estabilidad. La arquitectura REST desacopla la aplicación móvil del servidor, permitiendo escalabilidad y reutilización del </w:t>
-      </w:r>
-      <w:proofErr w:type="spellStart"/>
-      <w:r>
-        <w:t>backend</w:t>
-      </w:r>
-      <w:proofErr w:type="spellEnd"/>
-      <w:r>
-        <w:t>.</w:t>
+        <w:t>Flask es un framework ligero ideal para construir APIs REST. Python permite rapidez en el desarrollo y mantenimiento del backend. MySQL garantiza integridad referencial y estabilidad. La arquitectura REST desacopla la aplicación móvil del servidor, permitiendo escalabilidad y reutilización del backend.</w:t>
       </w:r>
     </w:p>
     <w:p>
@@ -2702,23 +2625,7 @@
       </w:pPr>
       <w:r>
         <w:lastRenderedPageBreak/>
-        <w:t xml:space="preserve">Representa las estructuras de datos como Usuario y demás entidades del sistema. Utiliza </w:t>
-      </w:r>
-      <w:proofErr w:type="spellStart"/>
-      <w:r>
-        <w:t>Codable</w:t>
-      </w:r>
-      <w:proofErr w:type="spellEnd"/>
-      <w:r>
-        <w:t xml:space="preserve"> para serialización JSON en iOS y modelos ORM en el </w:t>
-      </w:r>
-      <w:proofErr w:type="spellStart"/>
-      <w:r>
-        <w:t>backend</w:t>
-      </w:r>
-      <w:proofErr w:type="spellEnd"/>
-      <w:r>
-        <w:t xml:space="preserve"> para interactuar con MySQL.</w:t>
+        <w:t>Representa las estructuras de datos como Usuario y demás entidades del sistema. Utiliza Codable para serialización JSON en iOS y modelos ORM en el backend para interactuar con MySQL.</w:t>
       </w:r>
     </w:p>
     <w:p>
@@ -2747,68 +2654,36 @@
         <w:jc w:val="both"/>
       </w:pPr>
       <w:r>
-        <w:t xml:space="preserve">Interfaces desarrolladas con </w:t>
-      </w:r>
-      <w:proofErr w:type="spellStart"/>
-      <w:r>
-        <w:t>SwiftUI</w:t>
-      </w:r>
-      <w:proofErr w:type="spellEnd"/>
-      <w:r>
-        <w:t xml:space="preserve"> o Storyboards. Muestra datos y captura la interacción del usuario sin contener lógica de negocio.</w:t>
-      </w:r>
-    </w:p>
-    <w:p>
-      <w:pPr>
-        <w:jc w:val="both"/>
-      </w:pPr>
-    </w:p>
-    <w:p>
-      <w:pPr>
-        <w:jc w:val="both"/>
-        <w:rPr>
-          <w:b/>
-          <w:bCs/>
-        </w:rPr>
-      </w:pPr>
-      <w:r>
-        <w:rPr>
-          <w:b/>
-          <w:bCs/>
-        </w:rPr>
-        <w:t>Controlador (</w:t>
-      </w:r>
-      <w:proofErr w:type="spellStart"/>
-      <w:r>
-        <w:rPr>
-          <w:b/>
-          <w:bCs/>
-        </w:rPr>
-        <w:t>Controller</w:t>
-      </w:r>
-      <w:proofErr w:type="spellEnd"/>
-      <w:r>
-        <w:rPr>
-          <w:b/>
-          <w:bCs/>
-        </w:rPr>
-        <w:t>)</w:t>
-      </w:r>
-    </w:p>
-    <w:p>
-      <w:pPr>
-        <w:jc w:val="both"/>
-      </w:pPr>
-      <w:r>
-        <w:t xml:space="preserve">Intermediario entre Vista y Modelo. Gestiona llamadas HTTP al </w:t>
-      </w:r>
-      <w:proofErr w:type="spellStart"/>
-      <w:r>
-        <w:t>backend</w:t>
-      </w:r>
-      <w:proofErr w:type="spellEnd"/>
-      <w:r>
-        <w:t>, procesa respuestas y actualiza la interfaz controlando estados de carga y error.</w:t>
+        <w:t>Interfaces desarrolladas con SwiftUI o Storyboards. Muestra datos y captura la interacción del usuario sin contener lógica de negocio.</w:t>
+      </w:r>
+    </w:p>
+    <w:p>
+      <w:pPr>
+        <w:jc w:val="both"/>
+      </w:pPr>
+    </w:p>
+    <w:p>
+      <w:pPr>
+        <w:jc w:val="both"/>
+        <w:rPr>
+          <w:b/>
+          <w:bCs/>
+        </w:rPr>
+      </w:pPr>
+      <w:r>
+        <w:rPr>
+          <w:b/>
+          <w:bCs/>
+        </w:rPr>
+        <w:t>Controlador (Controller)</w:t>
+      </w:r>
+    </w:p>
+    <w:p>
+      <w:pPr>
+        <w:jc w:val="both"/>
+      </w:pPr>
+      <w:r>
+        <w:t>Intermediario entre Vista y Modelo. Gestiona llamadas HTTP al backend, procesa respuestas y actualiza la interfaz controlando estados de carga y error.</w:t>
       </w:r>
     </w:p>
     <w:p>
@@ -2912,15 +2787,7 @@
         <w:t>Ventajas:</w:t>
       </w:r>
       <w:r>
-        <w:t xml:space="preserve"> separación clara de responsabilidades, escalabilidad del servidor, seguridad centralizada en el </w:t>
-      </w:r>
-      <w:proofErr w:type="spellStart"/>
-      <w:r>
-        <w:t>backend</w:t>
-      </w:r>
-      <w:proofErr w:type="spellEnd"/>
-      <w:r>
-        <w:t xml:space="preserve"> y posibilidad de reutilizar la API para futuras aplicaciones web.</w:t>
+        <w:t xml:space="preserve"> separación clara de responsabilidades, escalabilidad del servidor, seguridad centralizada en el backend y posibilidad de reutilizar la API para futuras aplicaciones web.</w:t>
       </w:r>
     </w:p>
     <w:p>
@@ -2950,15 +2817,7 @@
         <w:jc w:val="both"/>
       </w:pPr>
       <w:r>
-        <w:t xml:space="preserve">Persistencia principal en el </w:t>
-      </w:r>
-      <w:proofErr w:type="spellStart"/>
-      <w:r>
-        <w:t>backend</w:t>
-      </w:r>
-      <w:proofErr w:type="spellEnd"/>
-      <w:r>
-        <w:t xml:space="preserve"> mediante MySQL, donde se almacenan usuarios, datos de la aplicación, relaciones entre entidades e historial de operaciones.</w:t>
+        <w:t>Persistencia principal en el backend mediante MySQL, donde se almacenan usuarios, datos de la aplicación, relaciones entre entidades e historial de operaciones.</w:t>
       </w:r>
     </w:p>
     <w:p>
@@ -4769,6 +4628,7 @@
   <w:style w:type="character" w:default="1" w:styleId="Fuentedeprrafopredeter">
     <w:name w:val="Default Paragraph Font"/>
     <w:uiPriority w:val="1"/>
+    <w:semiHidden/>
     <w:unhideWhenUsed/>
   </w:style>
   <w:style w:type="table" w:default="1" w:styleId="Tablanormal">
